--- a/pr-preview/pr-355/index-tracked-changes.docx
+++ b/pr-preview/pr-355/index-tracked-changes.docx
@@ -16,7 +16,7 @@
       </w:pPr>
       <w:del w:id="1" w:author="PR Preview" w:date="2026-01-01T00:00:00Z">
         <w:r>
-          <w:delText xml:space="preserve">Last modified: 2026-10-25 19:48:50 (PDT)</w:delText>
+          <w:delText xml:space="preserve">Last modified: 2026-10-27 13:10:13 (PDT)</w:delText>
         </w:r>
       </w:del>
     </w:p>
@@ -26,11 +26,11 @@
       </w:pPr>
       <w:ins w:id="2" w:author="PR Preview" w:date="2026-01-01T00:00:00Z">
         <w:r>
-          <w:t xml:space="preserve">Last modified: 2026-10-26 00:41:42 (PDT)</w:t>
+          <w:t xml:space="preserve">Last modified: 2026-10-27 20:05:27 (PDT)</w:t>
         </w:r>
       </w:ins>
     </w:p>
-    <w:bookmarkStart w:id="15" w:name="preface"/>
+    <w:bookmarkStart w:id="11" w:name="preface"/>
     <w:p>
       <w:pPr>
         <w:pStyle w:val="Heading1"/>
@@ -137,79 +137,7 @@
         <w:t xml:space="preserve">as a checklist for revising a draft.</w:t>
       </w:r>
     </w:p>
-    <w:bookmarkStart w:id="14" w:name="acknowledgments"/>
-    <w:p>
-      <w:pPr>
-        <w:pStyle w:val="Heading2"/>
-      </w:pPr>
-      <w:r>
-        <w:t xml:space="preserve">0.1 Acknowledgments</w:t>
-      </w:r>
-    </w:p>
-    <w:p>
-      <w:pPr>
-        <w:pStyle w:val="FirstParagraph"/>
-      </w:pPr>
-      <w:r>
-        <w:t xml:space="preserve">The site’s structure ultimately derives from the</w:t>
-      </w:r>
-      <w:r>
-        <w:t xml:space="preserve"> </w:t>
-      </w:r>
-      <w:hyperlink r:id="rId11">
-        <w:r>
-          <w:rPr>
-            <w:rStyle w:val="Hyperlink"/>
-          </w:rPr>
-          <w:t xml:space="preserve">Benjamin-Chung Lab Manual</w:t>
-        </w:r>
-      </w:hyperlink>
-      <w:r>
-        <w:t xml:space="preserve">.</w:t>
-      </w:r>
-      <w:r>
-        <w:t xml:space="preserve"> </w:t>
-      </w:r>
-      <w:r>
-        <w:t xml:space="preserve">For further reading, see the</w:t>
-      </w:r>
-      <w:r>
-        <w:t xml:space="preserve"> </w:t>
-      </w:r>
-      <w:hyperlink r:id="rId12">
-        <w:r>
-          <w:rPr>
-            <w:rStyle w:val="Hyperlink"/>
-          </w:rPr>
-          <w:t xml:space="preserve">UCD-SERG lab manual</w:t>
-        </w:r>
-      </w:hyperlink>
-      <w:r>
-        <w:t xml:space="preserve"> </w:t>
-      </w:r>
-      <w:r>
-        <w:t xml:space="preserve">and the</w:t>
-      </w:r>
-      <w:r>
-        <w:t xml:space="preserve"> </w:t>
-      </w:r>
-      <w:hyperlink r:id="rId13">
-        <w:r>
-          <w:rPr>
-            <w:rStyle w:val="Hyperlink"/>
-          </w:rPr>
-          <w:t xml:space="preserve">qwt</w:t>
-        </w:r>
-      </w:hyperlink>
-      <w:r>
-        <w:t xml:space="preserve"> </w:t>
-      </w:r>
-      <w:r>
-        <w:t xml:space="preserve">website template.</w:t>
-      </w:r>
-    </w:p>
-    <w:bookmarkEnd w:id="14"/>
-    <w:bookmarkEnd w:id="15"/>
+    <w:bookmarkEnd w:id="11"/>
     <w:sectPr>
       <w:footnotePr>
         <w:numRestart w:val="eachSect"/>

--- a/pr-preview/pr-355/index-tracked-changes.docx
+++ b/pr-preview/pr-355/index-tracked-changes.docx
@@ -16,7 +16,7 @@
       </w:pPr>
       <w:del w:id="1" w:author="PR Preview" w:date="2026-01-01T00:00:00Z">
         <w:r>
-          <w:delText xml:space="preserve">Last modified: 2026-10-27 13:10:13 (PDT)</w:delText>
+          <w:delText xml:space="preserve">Last modified: 2026-10-27 20:28:02 (PDT)</w:delText>
         </w:r>
       </w:del>
     </w:p>
@@ -26,7 +26,7 @@
       </w:pPr>
       <w:ins w:id="2" w:author="PR Preview" w:date="2026-01-01T00:00:00Z">
         <w:r>
-          <w:t xml:space="preserve">Last modified: 2026-10-27 20:05:27 (PDT)</w:t>
+          <w:t xml:space="preserve">Last modified: 2026-10-27 20:34:11 (PDT)</w:t>
         </w:r>
       </w:ins>
     </w:p>

--- a/pr-preview/pr-355/index-tracked-changes.docx
+++ b/pr-preview/pr-355/index-tracked-changes.docx
@@ -16,7 +16,7 @@
       </w:pPr>
       <w:del w:id="1" w:author="PR Preview" w:date="2026-01-01T00:00:00Z">
         <w:r>
-          <w:delText xml:space="preserve">Last modified: 2026-10-27 20:28:02 (PDT)</w:delText>
+          <w:delText xml:space="preserve">Last modified: 2026-10-27 20:34:06 (PDT)</w:delText>
         </w:r>
       </w:del>
     </w:p>
@@ -26,7 +26,7 @@
       </w:pPr>
       <w:ins w:id="2" w:author="PR Preview" w:date="2026-01-01T00:00:00Z">
         <w:r>
-          <w:t xml:space="preserve">Last modified: 2026-10-27 20:34:11 (PDT)</w:t>
+          <w:t xml:space="preserve">Last modified: 2026-10-27 20:44:41 (PDT)</w:t>
         </w:r>
       </w:ins>
     </w:p>

--- a/pr-preview/pr-355/index-tracked-changes.docx
+++ b/pr-preview/pr-355/index-tracked-changes.docx
@@ -16,7 +16,7 @@
       </w:pPr>
       <w:del w:id="1" w:author="PR Preview" w:date="2026-01-01T00:00:00Z">
         <w:r>
-          <w:delText xml:space="preserve">Last modified: 2026-10-27 20:34:06 (PDT)</w:delText>
+          <w:delText xml:space="preserve">Last modified: 2026-10-27 20:51:01 (PDT)</w:delText>
         </w:r>
       </w:del>
     </w:p>
@@ -26,7 +26,7 @@
       </w:pPr>
       <w:ins w:id="2" w:author="PR Preview" w:date="2026-01-01T00:00:00Z">
         <w:r>
-          <w:t xml:space="preserve">Last modified: 2026-10-27 20:44:41 (PDT)</w:t>
+          <w:t xml:space="preserve">Last modified: 2026-10-27 20:51:15 (PDT)</w:t>
         </w:r>
       </w:ins>
     </w:p>
